--- a/user_guides/individual_programs/mood_analysis_batch_tagger/Mood_Analysis_Batch_Tagger_User_Guide.docx
+++ b/user_guides/individual_programs/mood_analysis_batch_tagger/Mood_Analysis_Batch_Tagger_User_Guide.docx
@@ -161,7 +161,7 @@
         <w:t xml:space="preserve">Workers: </w:t>
       </w:r>
       <w:r>
-        <w:t>Sets the maximum worker count; the default is 4.</w:t>
+        <w:t>Sets the maximum worker count; the default is one worker per logical CPU, capped at 8.</w:t>
       </w:r>
     </w:p>
     <w:p>
